--- a/Roteiro - teste de campo.docx
+++ b/Roteiro - teste de campo.docx
@@ -34,8 +34,6 @@
       </w:r>
       <w:r>
         <w:br/>
-      </w:r>
-      <w:r>
         <w:t xml:space="preserve">Murilo Valentim Alves - 11202130884  </w:t>
       </w:r>
     </w:p>
@@ -43,8 +41,13 @@
       <w:pPr>
         <w:jc w:val="right"/>
       </w:pPr>
-      <w:r>
-        <w:t>Stephany Caroline C. Santanna - 11201920287</w:t>
+      <w:proofErr w:type="spellStart"/>
+      <w:r>
+        <w:t>Stephany</w:t>
+      </w:r>
+      <w:proofErr w:type="spellEnd"/>
+      <w:r>
+        <w:t xml:space="preserve"> Caroline C. Santanna - 11201920287</w:t>
       </w:r>
     </w:p>
     <w:p>
@@ -412,7 +415,21 @@
         <w:rPr>
           <w:b/>
         </w:rPr>
-        <w:t>"Equalizar Imagem (grayscale)" (Opcionalmente, pode selecionar a opção “Recortar - Selecionar ROI” a qual você poderá escolher 4 pontos e fazer o recorte do quadrado/retângulo formado).</w:t>
+        <w:t>"Equalizar Imagem (</w:t>
+      </w:r>
+      <w:proofErr w:type="spellStart"/>
+      <w:r>
+        <w:rPr>
+          <w:b/>
+        </w:rPr>
+        <w:t>grayscale</w:t>
+      </w:r>
+      <w:proofErr w:type="spellEnd"/>
+      <w:r>
+        <w:rPr>
+          <w:b/>
+        </w:rPr>
+        <w:t>)" (Opcionalmente, pode selecionar a opção “Recortar - Selecionar ROI” a qual você poderá escolher 4 pontos e fazer o recorte do quadrado/retângulo formado).</w:t>
       </w:r>
       <w:r>
         <w:rPr>
@@ -584,8 +601,18 @@
           <w:sz w:val="26"/>
           <w:szCs w:val="26"/>
         </w:rPr>
-        <w:t>- treshold</w:t>
-      </w:r>
+        <w:t xml:space="preserve">- </w:t>
+      </w:r>
+      <w:proofErr w:type="spellStart"/>
+      <w:r>
+        <w:rPr>
+          <w:b/>
+          <w:sz w:val="26"/>
+          <w:szCs w:val="26"/>
+        </w:rPr>
+        <w:t>treshold</w:t>
+      </w:r>
+      <w:proofErr w:type="spellEnd"/>
       <w:r>
         <w:rPr>
           <w:b/>
@@ -610,7 +637,21 @@
         <w:rPr>
           <w:b/>
         </w:rPr>
-        <w:t>"Aplicar Threshold Numérico"</w:t>
+        <w:t xml:space="preserve">"Aplicar </w:t>
+      </w:r>
+      <w:proofErr w:type="spellStart"/>
+      <w:r>
+        <w:rPr>
+          <w:b/>
+        </w:rPr>
+        <w:t>Threshold</w:t>
+      </w:r>
+      <w:proofErr w:type="spellEnd"/>
+      <w:r>
+        <w:rPr>
+          <w:b/>
+        </w:rPr>
+        <w:t xml:space="preserve"> Numérico"</w:t>
       </w:r>
     </w:p>
     <w:p>
@@ -846,7 +887,27 @@
           <w:sz w:val="26"/>
           <w:szCs w:val="26"/>
         </w:rPr>
-        <w:t>Passo 4 - watershed (opcional):</w:t>
+        <w:t xml:space="preserve">Passo 4 - </w:t>
+      </w:r>
+      <w:proofErr w:type="spellStart"/>
+      <w:r>
+        <w:rPr>
+          <w:b/>
+          <w:color w:val="000000"/>
+          <w:sz w:val="26"/>
+          <w:szCs w:val="26"/>
+        </w:rPr>
+        <w:t>watershed</w:t>
+      </w:r>
+      <w:proofErr w:type="spellEnd"/>
+      <w:r>
+        <w:rPr>
+          <w:b/>
+          <w:color w:val="000000"/>
+          <w:sz w:val="26"/>
+          <w:szCs w:val="26"/>
+        </w:rPr>
+        <w:t xml:space="preserve"> (opcional):</w:t>
       </w:r>
     </w:p>
     <w:p>
@@ -860,7 +921,21 @@
         <w:rPr>
           <w:b/>
         </w:rPr>
-        <w:t>"Segmentação Watershed"</w:t>
+        <w:t xml:space="preserve">"Segmentação </w:t>
+      </w:r>
+      <w:proofErr w:type="spellStart"/>
+      <w:r>
+        <w:rPr>
+          <w:b/>
+        </w:rPr>
+        <w:t>Watershed</w:t>
+      </w:r>
+      <w:proofErr w:type="spellEnd"/>
+      <w:r>
+        <w:rPr>
+          <w:b/>
+        </w:rPr>
+        <w:t>"</w:t>
       </w:r>
       <w:r>
         <w:rPr>
@@ -1073,7 +1148,21 @@
         <w:rPr>
           <w:b/>
         </w:rPr>
-        <w:t>"Equalizar Imagem (grayscale)"</w:t>
+        <w:t>"Equalizar Imagem (</w:t>
+      </w:r>
+      <w:proofErr w:type="spellStart"/>
+      <w:r>
+        <w:rPr>
+          <w:b/>
+        </w:rPr>
+        <w:t>grayscale</w:t>
+      </w:r>
+      <w:proofErr w:type="spellEnd"/>
+      <w:r>
+        <w:rPr>
+          <w:b/>
+        </w:rPr>
+        <w:t>)"</w:t>
       </w:r>
       <w:r>
         <w:rPr>
@@ -1218,7 +1307,27 @@
           <w:szCs w:val="26"/>
         </w:rPr>
         <w:lastRenderedPageBreak/>
-        <w:t>Passo 2 - Treshold:</w:t>
+        <w:t xml:space="preserve">Passo 2 - </w:t>
+      </w:r>
+      <w:proofErr w:type="spellStart"/>
+      <w:r>
+        <w:rPr>
+          <w:b/>
+          <w:color w:val="000000"/>
+          <w:sz w:val="26"/>
+          <w:szCs w:val="26"/>
+        </w:rPr>
+        <w:t>Treshold</w:t>
+      </w:r>
+      <w:proofErr w:type="spellEnd"/>
+      <w:r>
+        <w:rPr>
+          <w:b/>
+          <w:color w:val="000000"/>
+          <w:sz w:val="26"/>
+          <w:szCs w:val="26"/>
+        </w:rPr>
+        <w:t>:</w:t>
       </w:r>
     </w:p>
     <w:p>
@@ -1235,7 +1344,21 @@
         <w:rPr>
           <w:b/>
         </w:rPr>
-        <w:t>"Aplicar Threshold Numérico"</w:t>
+        <w:t xml:space="preserve">"Aplicar </w:t>
+      </w:r>
+      <w:proofErr w:type="spellStart"/>
+      <w:r>
+        <w:rPr>
+          <w:b/>
+        </w:rPr>
+        <w:t>Threshold</w:t>
+      </w:r>
+      <w:proofErr w:type="spellEnd"/>
+      <w:r>
+        <w:rPr>
+          <w:b/>
+        </w:rPr>
+        <w:t xml:space="preserve"> Numérico"</w:t>
       </w:r>
     </w:p>
     <w:p>
@@ -1539,7 +1662,27 @@
           <w:szCs w:val="26"/>
         </w:rPr>
         <w:lastRenderedPageBreak/>
-        <w:t>Passo 5 - watershed (opcional):</w:t>
+        <w:t xml:space="preserve">Passo 5 - </w:t>
+      </w:r>
+      <w:proofErr w:type="spellStart"/>
+      <w:r>
+        <w:rPr>
+          <w:b/>
+          <w:color w:val="000000"/>
+          <w:sz w:val="26"/>
+          <w:szCs w:val="26"/>
+        </w:rPr>
+        <w:t>watershed</w:t>
+      </w:r>
+      <w:proofErr w:type="spellEnd"/>
+      <w:r>
+        <w:rPr>
+          <w:b/>
+          <w:color w:val="000000"/>
+          <w:sz w:val="26"/>
+          <w:szCs w:val="26"/>
+        </w:rPr>
+        <w:t xml:space="preserve"> (opcional):</w:t>
       </w:r>
     </w:p>
     <w:p/>
@@ -1554,7 +1697,21 @@
         <w:rPr>
           <w:b/>
         </w:rPr>
-        <w:t>"Segmentação Watershed"</w:t>
+        <w:t xml:space="preserve">"Segmentação </w:t>
+      </w:r>
+      <w:proofErr w:type="spellStart"/>
+      <w:r>
+        <w:rPr>
+          <w:b/>
+        </w:rPr>
+        <w:t>Watershed</w:t>
+      </w:r>
+      <w:proofErr w:type="spellEnd"/>
+      <w:r>
+        <w:rPr>
+          <w:b/>
+        </w:rPr>
+        <w:t>"</w:t>
       </w:r>
       <w:r>
         <w:rPr>
@@ -1755,11 +1912,19 @@
       <w:r>
         <w:t xml:space="preserve">Testar </w:t>
       </w:r>
-      <w:r>
-        <w:rPr>
-          <w:b/>
-        </w:rPr>
-        <w:t>Threshold sem Equalização</w:t>
+      <w:proofErr w:type="spellStart"/>
+      <w:r>
+        <w:rPr>
+          <w:b/>
+        </w:rPr>
+        <w:t>Threshold</w:t>
+      </w:r>
+      <w:proofErr w:type="spellEnd"/>
+      <w:r>
+        <w:rPr>
+          <w:b/>
+        </w:rPr>
+        <w:t xml:space="preserve"> sem Equalização</w:t>
       </w:r>
       <w:r>
         <w:t xml:space="preserve"> e ver a diferença no resultado.</w:t>
@@ -1782,8 +1947,16 @@
         <w:rPr>
           <w:b/>
         </w:rPr>
-        <w:t>Filtragem + Morfologia + Watershed</w:t>
-      </w:r>
+        <w:t xml:space="preserve">Filtragem + Morfologia + </w:t>
+      </w:r>
+      <w:proofErr w:type="spellStart"/>
+      <w:r>
+        <w:rPr>
+          <w:b/>
+        </w:rPr>
+        <w:t>Watershed</w:t>
+      </w:r>
+      <w:proofErr w:type="spellEnd"/>
       <w:r>
         <w:t xml:space="preserve"> para segmentações mais complexas.</w:t>
       </w:r>
@@ -1947,7 +2120,15 @@
         </w:numPr>
       </w:pPr>
       <w:r>
-        <w:t>O usuário aplicou o threshold numérico de forma adequada para separar a região desejada da imagem.</w:t>
+        <w:t xml:space="preserve">O usuário aplicou o </w:t>
+      </w:r>
+      <w:proofErr w:type="spellStart"/>
+      <w:r>
+        <w:t>threshold</w:t>
+      </w:r>
+      <w:proofErr w:type="spellEnd"/>
+      <w:r>
+        <w:t xml:space="preserve"> numérico de forma adequada para separar a região desejada da imagem.</w:t>
       </w:r>
       <w:r>
         <w:br/>
@@ -1989,7 +2170,15 @@
         </w:numPr>
       </w:pPr>
       <w:r>
-        <w:t>O usuário utilizou a segmentação Watershed corretamente e entendeu o propósito da etapa.</w:t>
+        <w:t xml:space="preserve">O usuário utilizou a segmentação </w:t>
+      </w:r>
+      <w:proofErr w:type="spellStart"/>
+      <w:r>
+        <w:t>Watershed</w:t>
+      </w:r>
+      <w:proofErr w:type="spellEnd"/>
+      <w:r>
+        <w:t xml:space="preserve"> corretamente e entendeu o propósito da etapa.</w:t>
       </w:r>
       <w:r>
         <w:br/>
@@ -2237,7 +2426,15 @@
         </w:numPr>
       </w:pPr>
       <w:r>
-        <w:t>O programa conseguiu separar a região de interesse com a opção “Aplicar Threshold Numérico”.</w:t>
+        <w:t xml:space="preserve">O programa conseguiu separar a região de interesse com a opção “Aplicar </w:t>
+      </w:r>
+      <w:proofErr w:type="spellStart"/>
+      <w:r>
+        <w:t>Threshold</w:t>
+      </w:r>
+      <w:proofErr w:type="spellEnd"/>
+      <w:r>
+        <w:t xml:space="preserve"> Numérico”.</w:t>
       </w:r>
       <w:r>
         <w:br/>
@@ -2265,7 +2462,15 @@
         </w:numPr>
       </w:pPr>
       <w:r>
-        <w:t>A segmentação com “Watershed” foi eficiente para identificar e separar as regiões desejadas.</w:t>
+        <w:t>A segmentação com “</w:t>
+      </w:r>
+      <w:proofErr w:type="spellStart"/>
+      <w:r>
+        <w:t>Watershed</w:t>
+      </w:r>
+      <w:proofErr w:type="spellEnd"/>
+      <w:r>
+        <w:t>” foi eficiente para identificar e separar as regiões desejadas.</w:t>
       </w:r>
       <w:r>
         <w:br/>
@@ -2295,6 +2500,30 @@
       </w:pPr>
       <w:r>
         <w:t>No geral, o sistema atendeu às suas expectativas quanto à usabilidade e resultados.</w:t>
+      </w:r>
+    </w:p>
+    <w:p>
+      <w:pPr>
+        <w:spacing w:after="240"/>
+      </w:pPr>
+    </w:p>
+    <w:p>
+      <w:pPr>
+        <w:spacing w:after="240"/>
+      </w:pPr>
+      <w:r>
+        <w:t xml:space="preserve">Link </w:t>
+      </w:r>
+      <w:proofErr w:type="spellStart"/>
+      <w:r>
+        <w:t>Forms</w:t>
+      </w:r>
+      <w:proofErr w:type="spellEnd"/>
+      <w:r>
+        <w:t xml:space="preserve">: </w:t>
+      </w:r>
+      <w:r>
+        <w:t>https://docs.google.com/forms/d/1NCych5Ua_V_fbroKLVbFLChhjnd45WznLSGoG3l5xVI/edit</w:t>
       </w:r>
     </w:p>
     <w:sectPr>
@@ -3637,7 +3866,6 @@
   <w:style w:type="character" w:default="1" w:styleId="Fontepargpadro">
     <w:name w:val="Default Paragraph Font"/>
     <w:uiPriority w:val="1"/>
-    <w:semiHidden/>
     <w:unhideWhenUsed/>
   </w:style>
   <w:style w:type="table" w:default="1" w:styleId="Tabelanormal">
